--- a/tools/l30-bas/JP_L30_BAS_Boundary_Check_v1_0.docx
+++ b/tools/l30-bas/JP_L30_BAS_Boundary_Check_v1_0.docx
@@ -30,6 +30,38 @@
           <w:sz w:val="23"/>
         </w:rPr>
         <w:t>LUMINA-30 Boundary Address System（L30-BAS）| 別紙運用チェックシート | v1.0</w:t>
+      </w:r>
+    </w:p>
+    <w:p>
+      <w:pPr>
+        <w:spacing w:before="60" w:after="60" w:line="259" w:lineRule="auto"/>
+        <w:ind w:left="360" w:right="360"/>
+        <w:jc w:val="left"/>
+      </w:pPr>
+      <w:r>
+        <w:rPr>
+          <w:rFonts w:ascii="Noto Sans CJK JP" w:hAnsi="Noto Sans CJK JP" w:eastAsia="Noto Sans CJK JP"/>
+          <w:b w:val="0"/>
+          <w:i w:val="0"/>
+          <w:sz w:val="18"/>
+        </w:rPr>
+        <w:t>L30-BAS番地は参照補助です。L30-BAS番地の記入は任意です。</w:t>
+      </w:r>
+    </w:p>
+    <w:p>
+      <w:pPr>
+        <w:spacing w:before="60" w:after="60" w:line="259" w:lineRule="auto"/>
+        <w:ind w:left="360" w:right="360"/>
+        <w:jc w:val="left"/>
+      </w:pPr>
+      <w:r>
+        <w:rPr>
+          <w:rFonts w:ascii="Noto Sans CJK JP" w:hAnsi="Noto Sans CJK JP" w:eastAsia="Noto Sans CJK JP"/>
+          <w:b w:val="0"/>
+          <w:i w:val="0"/>
+          <w:sz w:val="18"/>
+        </w:rPr>
+        <w:t>番地を書かずに、境界問いへ回答するだけでも境界レビューは実施できます。</w:t>
       </w:r>
     </w:p>
     <w:p>

--- a/tools/l30-bas/JP_L30_BAS_Boundary_Check_v1_0.docx
+++ b/tools/l30-bas/JP_L30_BAS_Boundary_Check_v1_0.docx
@@ -1,6 +1,6 @@
 
 <file path=word/document.xml><?xml version="1.0" encoding="utf-8"?>
-<w:document xmlns:wpc="http://schemas.microsoft.com/office/word/2010/wordprocessingCanvas" xmlns:mo="http://schemas.microsoft.com/office/mac/office/2008/main" xmlns:mc="http://schemas.openxmlformats.org/markup-compatibility/2006" xmlns:mv="urn:schemas-microsoft-com:mac:vml" xmlns:o="urn:schemas-microsoft-com:office:office" xmlns:r="http://schemas.openxmlformats.org/officeDocument/2006/relationships" xmlns:m="http://schemas.openxmlformats.org/officeDocument/2006/math" xmlns:v="urn:schemas-microsoft-com:vml" xmlns:wp14="http://schemas.microsoft.com/office/word/2010/wordprocessingDrawing" xmlns:wp="http://schemas.openxmlformats.org/drawingml/2006/wordprocessingDrawing" xmlns:w10="urn:schemas-microsoft-com:office:word" xmlns:w="http://schemas.openxmlformats.org/wordprocessingml/2006/main" xmlns:w14="http://schemas.microsoft.com/office/word/2010/wordml" xmlns:wpg="http://schemas.microsoft.com/office/word/2010/wordprocessingGroup" xmlns:wpi="http://schemas.microsoft.com/office/word/2010/wordprocessingInk" xmlns:wne="http://schemas.microsoft.com/office/word/2006/wordml" xmlns:wps="http://schemas.microsoft.com/office/word/2010/wordprocessingShape" mc:Ignorable="w14 wp14">
+<w:document xmlns:mc="http://schemas.openxmlformats.org/markup-compatibility/2006" xmlns:r="http://schemas.openxmlformats.org/officeDocument/2006/relationships" xmlns:w="http://schemas.openxmlformats.org/wordprocessingml/2006/main" xmlns:w14="http://schemas.microsoft.com/office/word/2010/wordml" mc:Ignorable="w14 wp14">
   <w:body>
     <w:p>
       <w:pPr>
@@ -1044,35 +1044,101 @@
               <w:spacing w:before="0" w:after="30" w:line="252" w:lineRule="auto"/>
             </w:pPr>
             <w:r/>
+            <w:sdt>
+              <w:sdtPr>
+                <w:alias w:val="L30-BAS checkbox"/>
+                <w:tag w:val="L30-BAS-checkbox"/>
+                <w:id w:val="1000138"/>
+                <w14:checkbox>
+                  <w14:checked w14:val="0"/>
+                  <w14:checkedState w14:val="2612" w14:font="Segoe UI Symbol"/>
+                  <w14:uncheckedState w14:val="2610" w14:font="Segoe UI Symbol"/>
+                </w14:checkbox>
+              </w:sdtPr>
+              <w:sdtContent>
+                <w:r>
+                  <w:rPr>
+                    <w:rFonts w:ascii="Segoe UI Symbol" w:hAnsi="Segoe UI Symbol" w:eastAsia="Segoe UI Symbol" w:cs="Segoe UI Symbol"/>
+                    <w:b w:val="0"/>
+                    <w:sz w:val="21"/>
+                  </w:rPr>
+                  <w:t>☐</w:t>
+                </w:r>
+              </w:sdtContent>
+            </w:sdt>
             <w:r>
               <w:rPr>
                 <w:rFonts w:ascii="Noto Sans CJK JP" w:hAnsi="Noto Sans CJK JP" w:eastAsia="Noto Sans CJK JP"/>
                 <w:b w:val="0"/>
                 <w:sz w:val="21"/>
               </w:rPr>
-              <w:t>[ ] 満たす</w:t>
+              <w:t xml:space="preserve"> 満たす</w:t>
             </w:r>
             <w:r>
               <w:br/>
             </w:r>
+            <w:sdt>
+              <w:sdtPr>
+                <w:alias w:val="L30-BAS checkbox"/>
+                <w:tag w:val="L30-BAS-checkbox"/>
+                <w:id w:val="1000139"/>
+                <w14:checkbox>
+                  <w14:checked w14:val="0"/>
+                  <w14:checkedState w14:val="2612" w14:font="Segoe UI Symbol"/>
+                  <w14:uncheckedState w14:val="2610" w14:font="Segoe UI Symbol"/>
+                </w14:checkbox>
+              </w:sdtPr>
+              <w:sdtContent>
+                <w:r>
+                  <w:rPr>
+                    <w:rFonts w:ascii="Segoe UI Symbol" w:hAnsi="Segoe UI Symbol" w:eastAsia="Segoe UI Symbol" w:cs="Segoe UI Symbol"/>
+                    <w:b w:val="0"/>
+                    <w:sz w:val="21"/>
+                  </w:rPr>
+                  <w:t>☐</w:t>
+                </w:r>
+              </w:sdtContent>
+            </w:sdt>
             <w:r>
               <w:rPr>
                 <w:rFonts w:ascii="Noto Sans CJK JP" w:hAnsi="Noto Sans CJK JP" w:eastAsia="Noto Sans CJK JP"/>
                 <w:b w:val="0"/>
                 <w:sz w:val="21"/>
               </w:rPr>
-              <w:t>[ ] 満たさない</w:t>
+              <w:t xml:space="preserve"> 満たさない</w:t>
             </w:r>
             <w:r>
               <w:br/>
             </w:r>
+            <w:sdt>
+              <w:sdtPr>
+                <w:alias w:val="L30-BAS checkbox"/>
+                <w:tag w:val="L30-BAS-checkbox"/>
+                <w:id w:val="1000140"/>
+                <w14:checkbox>
+                  <w14:checked w14:val="0"/>
+                  <w14:checkedState w14:val="2612" w14:font="Segoe UI Symbol"/>
+                  <w14:uncheckedState w14:val="2610" w14:font="Segoe UI Symbol"/>
+                </w14:checkbox>
+              </w:sdtPr>
+              <w:sdtContent>
+                <w:r>
+                  <w:rPr>
+                    <w:rFonts w:ascii="Segoe UI Symbol" w:hAnsi="Segoe UI Symbol" w:eastAsia="Segoe UI Symbol" w:cs="Segoe UI Symbol"/>
+                    <w:b w:val="0"/>
+                    <w:sz w:val="21"/>
+                  </w:rPr>
+                  <w:t>☐</w:t>
+                </w:r>
+              </w:sdtContent>
+            </w:sdt>
             <w:r>
               <w:rPr>
                 <w:rFonts w:ascii="Noto Sans CJK JP" w:hAnsi="Noto Sans CJK JP" w:eastAsia="Noto Sans CJK JP"/>
                 <w:b w:val="0"/>
                 <w:sz w:val="21"/>
               </w:rPr>
-              <w:t>[ ] 確認不能</w:t>
+              <w:t xml:space="preserve"> 確認不能</w:t>
             </w:r>
           </w:p>
         </w:tc>
@@ -1176,35 +1242,101 @@
               <w:spacing w:before="0" w:after="30" w:line="252" w:lineRule="auto"/>
             </w:pPr>
             <w:r/>
+            <w:sdt>
+              <w:sdtPr>
+                <w:alias w:val="L30-BAS checkbox"/>
+                <w:tag w:val="L30-BAS-checkbox"/>
+                <w:id w:val="1000141"/>
+                <w14:checkbox>
+                  <w14:checked w14:val="0"/>
+                  <w14:checkedState w14:val="2612" w14:font="Segoe UI Symbol"/>
+                  <w14:uncheckedState w14:val="2610" w14:font="Segoe UI Symbol"/>
+                </w14:checkbox>
+              </w:sdtPr>
+              <w:sdtContent>
+                <w:r>
+                  <w:rPr>
+                    <w:rFonts w:ascii="Segoe UI Symbol" w:hAnsi="Segoe UI Symbol" w:eastAsia="Segoe UI Symbol" w:cs="Segoe UI Symbol"/>
+                    <w:b w:val="0"/>
+                    <w:sz w:val="21"/>
+                  </w:rPr>
+                  <w:t>☐</w:t>
+                </w:r>
+              </w:sdtContent>
+            </w:sdt>
             <w:r>
               <w:rPr>
                 <w:rFonts w:ascii="Noto Sans CJK JP" w:hAnsi="Noto Sans CJK JP" w:eastAsia="Noto Sans CJK JP"/>
                 <w:b w:val="0"/>
                 <w:sz w:val="21"/>
               </w:rPr>
-              <w:t>[ ] 満たす</w:t>
+              <w:t xml:space="preserve"> 満たす</w:t>
             </w:r>
             <w:r>
               <w:br/>
             </w:r>
+            <w:sdt>
+              <w:sdtPr>
+                <w:alias w:val="L30-BAS checkbox"/>
+                <w:tag w:val="L30-BAS-checkbox"/>
+                <w:id w:val="1000142"/>
+                <w14:checkbox>
+                  <w14:checked w14:val="0"/>
+                  <w14:checkedState w14:val="2612" w14:font="Segoe UI Symbol"/>
+                  <w14:uncheckedState w14:val="2610" w14:font="Segoe UI Symbol"/>
+                </w14:checkbox>
+              </w:sdtPr>
+              <w:sdtContent>
+                <w:r>
+                  <w:rPr>
+                    <w:rFonts w:ascii="Segoe UI Symbol" w:hAnsi="Segoe UI Symbol" w:eastAsia="Segoe UI Symbol" w:cs="Segoe UI Symbol"/>
+                    <w:b w:val="0"/>
+                    <w:sz w:val="21"/>
+                  </w:rPr>
+                  <w:t>☐</w:t>
+                </w:r>
+              </w:sdtContent>
+            </w:sdt>
             <w:r>
               <w:rPr>
                 <w:rFonts w:ascii="Noto Sans CJK JP" w:hAnsi="Noto Sans CJK JP" w:eastAsia="Noto Sans CJK JP"/>
                 <w:b w:val="0"/>
                 <w:sz w:val="21"/>
               </w:rPr>
-              <w:t>[ ] 満たさない</w:t>
+              <w:t xml:space="preserve"> 満たさない</w:t>
             </w:r>
             <w:r>
               <w:br/>
             </w:r>
+            <w:sdt>
+              <w:sdtPr>
+                <w:alias w:val="L30-BAS checkbox"/>
+                <w:tag w:val="L30-BAS-checkbox"/>
+                <w:id w:val="1000143"/>
+                <w14:checkbox>
+                  <w14:checked w14:val="0"/>
+                  <w14:checkedState w14:val="2612" w14:font="Segoe UI Symbol"/>
+                  <w14:uncheckedState w14:val="2610" w14:font="Segoe UI Symbol"/>
+                </w14:checkbox>
+              </w:sdtPr>
+              <w:sdtContent>
+                <w:r>
+                  <w:rPr>
+                    <w:rFonts w:ascii="Segoe UI Symbol" w:hAnsi="Segoe UI Symbol" w:eastAsia="Segoe UI Symbol" w:cs="Segoe UI Symbol"/>
+                    <w:b w:val="0"/>
+                    <w:sz w:val="21"/>
+                  </w:rPr>
+                  <w:t>☐</w:t>
+                </w:r>
+              </w:sdtContent>
+            </w:sdt>
             <w:r>
               <w:rPr>
                 <w:rFonts w:ascii="Noto Sans CJK JP" w:hAnsi="Noto Sans CJK JP" w:eastAsia="Noto Sans CJK JP"/>
                 <w:b w:val="0"/>
                 <w:sz w:val="21"/>
               </w:rPr>
-              <w:t>[ ] 確認不能</w:t>
+              <w:t xml:space="preserve"> 確認不能</w:t>
             </w:r>
           </w:p>
         </w:tc>
@@ -1308,35 +1440,101 @@
               <w:spacing w:before="0" w:after="30" w:line="252" w:lineRule="auto"/>
             </w:pPr>
             <w:r/>
+            <w:sdt>
+              <w:sdtPr>
+                <w:alias w:val="L30-BAS checkbox"/>
+                <w:tag w:val="L30-BAS-checkbox"/>
+                <w:id w:val="1000144"/>
+                <w14:checkbox>
+                  <w14:checked w14:val="0"/>
+                  <w14:checkedState w14:val="2612" w14:font="Segoe UI Symbol"/>
+                  <w14:uncheckedState w14:val="2610" w14:font="Segoe UI Symbol"/>
+                </w14:checkbox>
+              </w:sdtPr>
+              <w:sdtContent>
+                <w:r>
+                  <w:rPr>
+                    <w:rFonts w:ascii="Segoe UI Symbol" w:hAnsi="Segoe UI Symbol" w:eastAsia="Segoe UI Symbol" w:cs="Segoe UI Symbol"/>
+                    <w:b w:val="0"/>
+                    <w:sz w:val="21"/>
+                  </w:rPr>
+                  <w:t>☐</w:t>
+                </w:r>
+              </w:sdtContent>
+            </w:sdt>
             <w:r>
               <w:rPr>
                 <w:rFonts w:ascii="Noto Sans CJK JP" w:hAnsi="Noto Sans CJK JP" w:eastAsia="Noto Sans CJK JP"/>
                 <w:b w:val="0"/>
                 <w:sz w:val="21"/>
               </w:rPr>
-              <w:t>[ ] 満たす</w:t>
+              <w:t xml:space="preserve"> 満たす</w:t>
             </w:r>
             <w:r>
               <w:br/>
             </w:r>
+            <w:sdt>
+              <w:sdtPr>
+                <w:alias w:val="L30-BAS checkbox"/>
+                <w:tag w:val="L30-BAS-checkbox"/>
+                <w:id w:val="1000145"/>
+                <w14:checkbox>
+                  <w14:checked w14:val="0"/>
+                  <w14:checkedState w14:val="2612" w14:font="Segoe UI Symbol"/>
+                  <w14:uncheckedState w14:val="2610" w14:font="Segoe UI Symbol"/>
+                </w14:checkbox>
+              </w:sdtPr>
+              <w:sdtContent>
+                <w:r>
+                  <w:rPr>
+                    <w:rFonts w:ascii="Segoe UI Symbol" w:hAnsi="Segoe UI Symbol" w:eastAsia="Segoe UI Symbol" w:cs="Segoe UI Symbol"/>
+                    <w:b w:val="0"/>
+                    <w:sz w:val="21"/>
+                  </w:rPr>
+                  <w:t>☐</w:t>
+                </w:r>
+              </w:sdtContent>
+            </w:sdt>
             <w:r>
               <w:rPr>
                 <w:rFonts w:ascii="Noto Sans CJK JP" w:hAnsi="Noto Sans CJK JP" w:eastAsia="Noto Sans CJK JP"/>
                 <w:b w:val="0"/>
                 <w:sz w:val="21"/>
               </w:rPr>
-              <w:t>[ ] 満たさない</w:t>
+              <w:t xml:space="preserve"> 満たさない</w:t>
             </w:r>
             <w:r>
               <w:br/>
             </w:r>
+            <w:sdt>
+              <w:sdtPr>
+                <w:alias w:val="L30-BAS checkbox"/>
+                <w:tag w:val="L30-BAS-checkbox"/>
+                <w:id w:val="1000146"/>
+                <w14:checkbox>
+                  <w14:checked w14:val="0"/>
+                  <w14:checkedState w14:val="2612" w14:font="Segoe UI Symbol"/>
+                  <w14:uncheckedState w14:val="2610" w14:font="Segoe UI Symbol"/>
+                </w14:checkbox>
+              </w:sdtPr>
+              <w:sdtContent>
+                <w:r>
+                  <w:rPr>
+                    <w:rFonts w:ascii="Segoe UI Symbol" w:hAnsi="Segoe UI Symbol" w:eastAsia="Segoe UI Symbol" w:cs="Segoe UI Symbol"/>
+                    <w:b w:val="0"/>
+                    <w:sz w:val="21"/>
+                  </w:rPr>
+                  <w:t>☐</w:t>
+                </w:r>
+              </w:sdtContent>
+            </w:sdt>
             <w:r>
               <w:rPr>
                 <w:rFonts w:ascii="Noto Sans CJK JP" w:hAnsi="Noto Sans CJK JP" w:eastAsia="Noto Sans CJK JP"/>
                 <w:b w:val="0"/>
                 <w:sz w:val="21"/>
               </w:rPr>
-              <w:t>[ ] 確認不能</w:t>
+              <w:t xml:space="preserve"> 確認不能</w:t>
             </w:r>
           </w:p>
         </w:tc>
@@ -1440,35 +1638,101 @@
               <w:spacing w:before="0" w:after="30" w:line="252" w:lineRule="auto"/>
             </w:pPr>
             <w:r/>
+            <w:sdt>
+              <w:sdtPr>
+                <w:alias w:val="L30-BAS checkbox"/>
+                <w:tag w:val="L30-BAS-checkbox"/>
+                <w:id w:val="1000147"/>
+                <w14:checkbox>
+                  <w14:checked w14:val="0"/>
+                  <w14:checkedState w14:val="2612" w14:font="Segoe UI Symbol"/>
+                  <w14:uncheckedState w14:val="2610" w14:font="Segoe UI Symbol"/>
+                </w14:checkbox>
+              </w:sdtPr>
+              <w:sdtContent>
+                <w:r>
+                  <w:rPr>
+                    <w:rFonts w:ascii="Segoe UI Symbol" w:hAnsi="Segoe UI Symbol" w:eastAsia="Segoe UI Symbol" w:cs="Segoe UI Symbol"/>
+                    <w:b w:val="0"/>
+                    <w:sz w:val="21"/>
+                  </w:rPr>
+                  <w:t>☐</w:t>
+                </w:r>
+              </w:sdtContent>
+            </w:sdt>
             <w:r>
               <w:rPr>
                 <w:rFonts w:ascii="Noto Sans CJK JP" w:hAnsi="Noto Sans CJK JP" w:eastAsia="Noto Sans CJK JP"/>
                 <w:b w:val="0"/>
                 <w:sz w:val="21"/>
               </w:rPr>
-              <w:t>[ ] 満たす</w:t>
+              <w:t xml:space="preserve"> 満たす</w:t>
             </w:r>
             <w:r>
               <w:br/>
             </w:r>
+            <w:sdt>
+              <w:sdtPr>
+                <w:alias w:val="L30-BAS checkbox"/>
+                <w:tag w:val="L30-BAS-checkbox"/>
+                <w:id w:val="1000148"/>
+                <w14:checkbox>
+                  <w14:checked w14:val="0"/>
+                  <w14:checkedState w14:val="2612" w14:font="Segoe UI Symbol"/>
+                  <w14:uncheckedState w14:val="2610" w14:font="Segoe UI Symbol"/>
+                </w14:checkbox>
+              </w:sdtPr>
+              <w:sdtContent>
+                <w:r>
+                  <w:rPr>
+                    <w:rFonts w:ascii="Segoe UI Symbol" w:hAnsi="Segoe UI Symbol" w:eastAsia="Segoe UI Symbol" w:cs="Segoe UI Symbol"/>
+                    <w:b w:val="0"/>
+                    <w:sz w:val="21"/>
+                  </w:rPr>
+                  <w:t>☐</w:t>
+                </w:r>
+              </w:sdtContent>
+            </w:sdt>
             <w:r>
               <w:rPr>
                 <w:rFonts w:ascii="Noto Sans CJK JP" w:hAnsi="Noto Sans CJK JP" w:eastAsia="Noto Sans CJK JP"/>
                 <w:b w:val="0"/>
                 <w:sz w:val="21"/>
               </w:rPr>
-              <w:t>[ ] 満たさない</w:t>
+              <w:t xml:space="preserve"> 満たさない</w:t>
             </w:r>
             <w:r>
               <w:br/>
             </w:r>
+            <w:sdt>
+              <w:sdtPr>
+                <w:alias w:val="L30-BAS checkbox"/>
+                <w:tag w:val="L30-BAS-checkbox"/>
+                <w:id w:val="1000149"/>
+                <w14:checkbox>
+                  <w14:checked w14:val="0"/>
+                  <w14:checkedState w14:val="2612" w14:font="Segoe UI Symbol"/>
+                  <w14:uncheckedState w14:val="2610" w14:font="Segoe UI Symbol"/>
+                </w14:checkbox>
+              </w:sdtPr>
+              <w:sdtContent>
+                <w:r>
+                  <w:rPr>
+                    <w:rFonts w:ascii="Segoe UI Symbol" w:hAnsi="Segoe UI Symbol" w:eastAsia="Segoe UI Symbol" w:cs="Segoe UI Symbol"/>
+                    <w:b w:val="0"/>
+                    <w:sz w:val="21"/>
+                  </w:rPr>
+                  <w:t>☐</w:t>
+                </w:r>
+              </w:sdtContent>
+            </w:sdt>
             <w:r>
               <w:rPr>
                 <w:rFonts w:ascii="Noto Sans CJK JP" w:hAnsi="Noto Sans CJK JP" w:eastAsia="Noto Sans CJK JP"/>
                 <w:b w:val="0"/>
                 <w:sz w:val="21"/>
               </w:rPr>
-              <w:t>[ ] 確認不能</w:t>
+              <w:t xml:space="preserve"> 確認不能</w:t>
             </w:r>
           </w:p>
         </w:tc>
@@ -1521,13 +1785,35 @@
               <w:spacing w:before="0" w:after="30" w:line="252" w:lineRule="auto"/>
             </w:pPr>
             <w:r/>
+            <w:sdt>
+              <w:sdtPr>
+                <w:alias w:val="L30-BAS checkbox"/>
+                <w:tag w:val="L30-BAS-checkbox"/>
+                <w:id w:val="1000150"/>
+                <w14:checkbox>
+                  <w14:checked w14:val="0"/>
+                  <w14:checkedState w14:val="2612" w14:font="Segoe UI Symbol"/>
+                  <w14:uncheckedState w14:val="2610" w14:font="Segoe UI Symbol"/>
+                </w14:checkbox>
+              </w:sdtPr>
+              <w:sdtContent>
+                <w:r>
+                  <w:rPr>
+                    <w:rFonts w:ascii="Segoe UI Symbol" w:hAnsi="Segoe UI Symbol" w:eastAsia="Segoe UI Symbol" w:cs="Segoe UI Symbol"/>
+                    <w:b/>
+                    <w:sz w:val="24"/>
+                  </w:rPr>
+                  <w:t>☐</w:t>
+                </w:r>
+              </w:sdtContent>
+            </w:sdt>
             <w:r>
               <w:rPr>
                 <w:rFonts w:ascii="Noto Sans CJK JP" w:hAnsi="Noto Sans CJK JP" w:eastAsia="Noto Sans CJK JP"/>
                 <w:b/>
                 <w:sz w:val="24"/>
               </w:rPr>
-              <w:t>[ ] L30-CI = 有効</w:t>
+              <w:t xml:space="preserve"> L30-CI = 有効</w:t>
             </w:r>
           </w:p>
         </w:tc>
@@ -1575,13 +1861,35 @@
               <w:spacing w:before="0" w:after="30" w:line="252" w:lineRule="auto"/>
             </w:pPr>
             <w:r/>
+            <w:sdt>
+              <w:sdtPr>
+                <w:alias w:val="L30-BAS checkbox"/>
+                <w:tag w:val="L30-BAS-checkbox"/>
+                <w:id w:val="1000151"/>
+                <w14:checkbox>
+                  <w14:checked w14:val="0"/>
+                  <w14:checkedState w14:val="2612" w14:font="Segoe UI Symbol"/>
+                  <w14:uncheckedState w14:val="2610" w14:font="Segoe UI Symbol"/>
+                </w14:checkbox>
+              </w:sdtPr>
+              <w:sdtContent>
+                <w:r>
+                  <w:rPr>
+                    <w:rFonts w:ascii="Segoe UI Symbol" w:hAnsi="Segoe UI Symbol" w:eastAsia="Segoe UI Symbol" w:cs="Segoe UI Symbol"/>
+                    <w:b/>
+                    <w:sz w:val="24"/>
+                  </w:rPr>
+                  <w:t>☐</w:t>
+                </w:r>
+              </w:sdtContent>
+            </w:sdt>
             <w:r>
               <w:rPr>
                 <w:rFonts w:ascii="Noto Sans CJK JP" w:hAnsi="Noto Sans CJK JP" w:eastAsia="Noto Sans CJK JP"/>
                 <w:b/>
                 <w:sz w:val="24"/>
               </w:rPr>
-              <w:t>[ ] L30-CI = 無効</w:t>
+              <w:t xml:space="preserve"> L30-CI = 無効</w:t>
             </w:r>
           </w:p>
         </w:tc>
@@ -1629,13 +1937,35 @@
               <w:spacing w:before="0" w:after="30" w:line="252" w:lineRule="auto"/>
             </w:pPr>
             <w:r/>
+            <w:sdt>
+              <w:sdtPr>
+                <w:alias w:val="L30-BAS checkbox"/>
+                <w:tag w:val="L30-BAS-checkbox"/>
+                <w:id w:val="1000152"/>
+                <w14:checkbox>
+                  <w14:checked w14:val="0"/>
+                  <w14:checkedState w14:val="2612" w14:font="Segoe UI Symbol"/>
+                  <w14:uncheckedState w14:val="2610" w14:font="Segoe UI Symbol"/>
+                </w14:checkbox>
+              </w:sdtPr>
+              <w:sdtContent>
+                <w:r>
+                  <w:rPr>
+                    <w:rFonts w:ascii="Segoe UI Symbol" w:hAnsi="Segoe UI Symbol" w:eastAsia="Segoe UI Symbol" w:cs="Segoe UI Symbol"/>
+                    <w:b/>
+                    <w:sz w:val="24"/>
+                  </w:rPr>
+                  <w:t>☐</w:t>
+                </w:r>
+              </w:sdtContent>
+            </w:sdt>
             <w:r>
               <w:rPr>
                 <w:rFonts w:ascii="Noto Sans CJK JP" w:hAnsi="Noto Sans CJK JP" w:eastAsia="Noto Sans CJK JP"/>
                 <w:b/>
                 <w:sz w:val="24"/>
               </w:rPr>
-              <w:t>[ ] L30-CI = 無効（確認不能）</w:t>
+              <w:t xml:space="preserve"> L30-CI = 無効（確認不能）</w:t>
             </w:r>
           </w:p>
         </w:tc>
